--- a/public/templates/drug-loft/quotation/PRICE SCHEDULE.docx
+++ b/public/templates/drug-loft/quotation/PRICE SCHEDULE.docx
@@ -1,6 +1,6 @@
 
 <file path=word/document.xml><?xml version="1.0" encoding="utf-8"?>
-<w:document xmlns:wpc="http://schemas.microsoft.com/office/word/2010/wordprocessingCanvas" xmlns:cx="http://schemas.microsoft.com/office/drawing/2014/chartex" xmlns:cx1="http://schemas.microsoft.com/office/drawing/2015/9/8/chartex" xmlns:cx2="http://schemas.microsoft.com/office/drawing/2015/10/21/chartex" xmlns:cx3="http://schemas.microsoft.com/office/drawing/2016/5/9/chartex" xmlns:cx4="http://schemas.microsoft.com/office/drawing/2016/5/10/chartex" xmlns:cx5="http://schemas.microsoft.com/office/drawing/2016/5/11/chartex" xmlns:cx6="http://schemas.microsoft.com/office/drawing/2016/5/12/chartex" xmlns:cx7="http://schemas.microsoft.com/office/drawing/2016/5/13/chartex" xmlns:cx8="http://schemas.microsoft.com/office/drawing/2016/5/14/chartex" xmlns:mc="http://schemas.openxmlformats.org/markup-compatibility/2006" xmlns:aink="http://schemas.microsoft.com/office/drawing/2016/ink" xmlns:am3d="http://schemas.microsoft.com/office/drawing/2017/model3d" xmlns:o="urn:schemas-microsoft-com:office:office" xmlns:oel="http://schemas.microsoft.com/office/2019/extlst" xmlns:r="http://schemas.openxmlformats.org/officeDocument/2006/relationships" xmlns:m="http://schemas.openxmlformats.org/officeDocument/2006/math" xmlns:v="urn:schemas-microsoft-com:vml" xmlns:wp14="http://schemas.microsoft.com/office/word/2010/wordprocessingDrawing" xmlns:wp="http://schemas.openxmlformats.org/drawingml/2006/wordprocessingDrawing" xmlns:w10="urn:schemas-microsoft-com:office:word" xmlns:w="http://schemas.openxmlformats.org/wordprocessingml/2006/main" xmlns:w14="http://schemas.microsoft.com/office/word/2010/wordml" xmlns:w15="http://schemas.microsoft.com/office/word/2012/wordml" xmlns:w16cex="http://schemas.microsoft.com/office/word/2018/wordml/cex" xmlns:w16cid="http://schemas.microsoft.com/office/word/2016/wordml/cid" xmlns:w16="http://schemas.microsoft.com/office/word/2018/wordml" xmlns:w16du="http://schemas.microsoft.com/office/word/2023/wordml/word16du" xmlns:w16sdtdh="http://schemas.microsoft.com/office/word/2020/wordml/sdtdatahash" xmlns:w16sdtfl="http://schemas.microsoft.com/office/word/2024/wordml/sdtformatlock" xmlns:w16se="http://schemas.microsoft.com/office/word/2015/wordml/symex" xmlns:wpg="http://schemas.microsoft.com/office/word/2010/wordprocessingGroup" xmlns:wpi="http://schemas.microsoft.com/office/word/2010/wordprocessingInk" xmlns:wne="http://schemas.microsoft.com/office/word/2006/wordml" xmlns:wps="http://schemas.microsoft.com/office/word/2010/wordprocessingShape" mc:Ignorable="w14 w15 w16se w16cid w16 w16cex w16sdtdh w16sdtfl w16du wp14">
+<w:document xmlns:wpc="http://schemas.microsoft.com/office/word/2010/wordprocessingCanvas" xmlns:cx="http://schemas.microsoft.com/office/drawing/2014/chartex" xmlns:cx1="http://schemas.microsoft.com/office/drawing/2015/9/8/chartex" xmlns:cx2="http://schemas.microsoft.com/office/drawing/2015/10/21/chartex" xmlns:cx3="http://schemas.microsoft.com/office/drawing/2016/5/9/chartex" xmlns:cx4="http://schemas.microsoft.com/office/drawing/2016/5/10/chartex" xmlns:cx5="http://schemas.microsoft.com/office/drawing/2016/5/11/chartex" xmlns:cx6="http://schemas.microsoft.com/office/drawing/2016/5/12/chartex" xmlns:cx7="http://schemas.microsoft.com/office/drawing/2016/5/13/chartex" xmlns:cx8="http://schemas.microsoft.com/office/drawing/2016/5/14/chartex" xmlns:mc="http://schemas.openxmlformats.org/markup-compatibility/2006" xmlns:aink="http://schemas.microsoft.com/office/drawing/2016/ink" xmlns:am3d="http://schemas.microsoft.com/office/drawing/2017/model3d" xmlns:o="urn:schemas-microsoft-com:office:office" xmlns:oel="http://schemas.microsoft.com/office/2019/extlst" xmlns:r="http://schemas.openxmlformats.org/officeDocument/2006/relationships" xmlns:m="http://schemas.openxmlformats.org/officeDocument/2006/math" xmlns:v="urn:schemas-microsoft-com:vml" xmlns:wp14="http://schemas.microsoft.com/office/word/2010/wordprocessingDrawing" xmlns:wp="http://schemas.openxmlformats.org/drawingml/2006/wordprocessingDrawing" xmlns:w10="urn:schemas-microsoft-com:office:word" xmlns:w="http://schemas.openxmlformats.org/wordprocessingml/2006/main" xmlns:w14="http://schemas.microsoft.com/office/word/2010/wordml" xmlns:w15="http://schemas.microsoft.com/office/word/2012/wordml" xmlns:w16cex="http://schemas.microsoft.com/office/word/2018/wordml/cex" xmlns:w16cid="http://schemas.microsoft.com/office/word/2016/wordml/cid" xmlns:w16="http://schemas.microsoft.com/office/word/2018/wordml" xmlns:w16sdtdh="http://schemas.microsoft.com/office/word/2020/wordml/sdtdatahash" xmlns:w16se="http://schemas.microsoft.com/office/word/2015/wordml/symex" xmlns:wpg="http://schemas.microsoft.com/office/word/2010/wordprocessingGroup" xmlns:wpi="http://schemas.microsoft.com/office/word/2010/wordprocessingInk" xmlns:wne="http://schemas.microsoft.com/office/word/2006/wordml" xmlns:wps="http://schemas.microsoft.com/office/word/2010/wordprocessingShape" mc:Ignorable="w14 w15 w16se w16cid w16 w16cex w16sdtdh wp14">
   <w:body>
     <w:p>
       <w:pPr>
@@ -640,6 +640,14 @@
                 <w:szCs w:val="24"/>
               </w:rPr>
             </w:pPr>
+            <w:r>
+              <w:rPr>
+                <w:rFonts w:ascii="Candara" w:hAnsi="Candara"/>
+                <w:b/>
+                <w:color w:val="000000"/>
+              </w:rPr>
+              <w:t>{{#lineItems}}{{nums}}</w:t>
+            </w:r>
           </w:p>
         </w:tc>
         <w:tc>
@@ -665,7 +673,7 @@
                 <w:sz w:val="24"/>
                 <w:szCs w:val="24"/>
               </w:rPr>
-              <w:t>VACCINE REFRIGERATOR</w:t>
+              <w:t>{{description}}</w:t>
             </w:r>
           </w:p>
         </w:tc>
@@ -691,7 +699,7 @@
                 <w:sz w:val="24"/>
                 <w:szCs w:val="24"/>
               </w:rPr>
-              <w:t>5</w:t>
+              <w:t>{{qty}}</w:t>
             </w:r>
           </w:p>
         </w:tc>
@@ -719,7 +727,7 @@
                 <w:sz w:val="24"/>
                 <w:szCs w:val="24"/>
               </w:rPr>
-              <w:t>92,000.00</w:t>
+              <w:t>{{unitPrice}}</w:t>
             </w:r>
           </w:p>
         </w:tc>
@@ -746,7 +754,7 @@
                 <w:sz w:val="24"/>
                 <w:szCs w:val="24"/>
               </w:rPr>
-              <w:t>460,000.00</w:t>
+              <w:t>{{totalPrice}}</w:t>
             </w:r>
           </w:p>
         </w:tc>
@@ -798,7 +806,7 @@
                 <w:sz w:val="24"/>
                 <w:szCs w:val="24"/>
               </w:rPr>
-              <w:t>460,000.00</w:t>
+              <w:t>{{totalPrice}}</w:t>
             </w:r>
           </w:p>
         </w:tc>
@@ -850,7 +858,7 @@
                 <w:sz w:val="24"/>
                 <w:szCs w:val="24"/>
               </w:rPr>
-              <w:t>460,000.00</w:t>
+              <w:t>{{totalPrice}}</w:t>
             </w:r>
           </w:p>
         </w:tc>
@@ -875,7 +883,7 @@
                 <w:sz w:val="24"/>
                 <w:szCs w:val="24"/>
               </w:rPr>
-              <w:t>NIL</w:t>
+              <w:t>{{/lineItems}}</w:t>
             </w:r>
           </w:p>
         </w:tc>
@@ -910,27 +918,8 @@
                 <w:sz w:val="28"/>
                 <w:szCs w:val="28"/>
               </w:rPr>
-              <w:t xml:space="preserve"> </w:t>
-            </w:r>
-            <w:r>
-              <w:rPr>
-                <w:rFonts w:ascii="Candara" w:hAnsi="Candara" w:cs="Times New Roman"/>
-                <w:b/>
-                <w:bCs/>
-                <w:sz w:val="28"/>
-                <w:szCs w:val="28"/>
-              </w:rPr>
-              <w:t>SUB-</w:t>
-            </w:r>
-            <w:r>
-              <w:rPr>
-                <w:rFonts w:ascii="Candara" w:hAnsi="Candara" w:cs="Times New Roman"/>
-                <w:b/>
-                <w:bCs/>
-                <w:sz w:val="28"/>
-                <w:szCs w:val="28"/>
-              </w:rPr>
-              <w:t>TOTAL GHS</w:t>
+              <w:lastRenderedPageBreak/>
+              <w:t xml:space="preserve"> SUB-TOTAL GHS</w:t>
             </w:r>
           </w:p>
         </w:tc>
@@ -960,7 +949,7 @@
                 <w:sz w:val="28"/>
                 <w:szCs w:val="28"/>
               </w:rPr>
-              <w:t>460,000.00</w:t>
+              <w:t>{{subTotal}}</w:t>
             </w:r>
           </w:p>
         </w:tc>
@@ -995,17 +984,7 @@
                 <w:sz w:val="28"/>
                 <w:szCs w:val="28"/>
               </w:rPr>
-              <w:t xml:space="preserve"> 4% VAT</w:t>
-            </w:r>
-            <w:r>
-              <w:rPr>
-                <w:rFonts w:ascii="Candara" w:hAnsi="Candara" w:cs="Times New Roman"/>
-                <w:b/>
-                <w:bCs/>
-                <w:sz w:val="28"/>
-                <w:szCs w:val="28"/>
-              </w:rPr>
-              <w:t xml:space="preserve"> GHS</w:t>
+              <w:t xml:space="preserve"> {{#taxLines}}{{label}} GHS</w:t>
             </w:r>
           </w:p>
         </w:tc>
@@ -1035,47 +1014,7 @@
                 <w:sz w:val="28"/>
                 <w:szCs w:val="28"/>
               </w:rPr>
-              <w:t>18</w:t>
-            </w:r>
-            <w:r>
-              <w:rPr>
-                <w:rFonts w:ascii="Candara" w:hAnsi="Candara" w:cs="Times New Roman"/>
-                <w:b/>
-                <w:bCs/>
-                <w:sz w:val="28"/>
-                <w:szCs w:val="28"/>
-              </w:rPr>
-              <w:t>,</w:t>
-            </w:r>
-            <w:r>
-              <w:rPr>
-                <w:rFonts w:ascii="Candara" w:hAnsi="Candara" w:cs="Times New Roman"/>
-                <w:b/>
-                <w:bCs/>
-                <w:sz w:val="28"/>
-                <w:szCs w:val="28"/>
-              </w:rPr>
-              <w:t>4</w:t>
-            </w:r>
-            <w:r>
-              <w:rPr>
-                <w:rFonts w:ascii="Candara" w:hAnsi="Candara" w:cs="Times New Roman"/>
-                <w:b/>
-                <w:bCs/>
-                <w:sz w:val="28"/>
-                <w:szCs w:val="28"/>
-              </w:rPr>
-              <w:t>00</w:t>
-            </w:r>
-            <w:r>
-              <w:rPr>
-                <w:rFonts w:ascii="Candara" w:hAnsi="Candara" w:cs="Times New Roman"/>
-                <w:b/>
-                <w:bCs/>
-                <w:sz w:val="28"/>
-                <w:szCs w:val="28"/>
-              </w:rPr>
-              <w:t>.00</w:t>
+              <w:t>{{amount}}{{/taxLines}}</w:t>
             </w:r>
           </w:p>
         </w:tc>
@@ -1110,17 +1049,7 @@
                 <w:sz w:val="28"/>
                 <w:szCs w:val="28"/>
               </w:rPr>
-              <w:t xml:space="preserve"> GRAND</w:t>
-            </w:r>
-            <w:r>
-              <w:rPr>
-                <w:rFonts w:ascii="Candara" w:hAnsi="Candara" w:cs="Times New Roman"/>
-                <w:b/>
-                <w:bCs/>
-                <w:sz w:val="28"/>
-                <w:szCs w:val="28"/>
-              </w:rPr>
-              <w:t xml:space="preserve"> TOTAL GHS</w:t>
+              <w:t xml:space="preserve"> GRAND TOTAL GHS</w:t>
             </w:r>
           </w:p>
         </w:tc>
@@ -1150,57 +1079,7 @@
                 <w:sz w:val="28"/>
                 <w:szCs w:val="28"/>
               </w:rPr>
-              <w:t>47</w:t>
-            </w:r>
-            <w:r>
-              <w:rPr>
-                <w:rFonts w:ascii="Candara" w:hAnsi="Candara" w:cs="Times New Roman"/>
-                <w:b/>
-                <w:bCs/>
-                <w:sz w:val="28"/>
-                <w:szCs w:val="28"/>
-              </w:rPr>
-              <w:t>8</w:t>
-            </w:r>
-            <w:r>
-              <w:rPr>
-                <w:rFonts w:ascii="Candara" w:hAnsi="Candara" w:cs="Times New Roman"/>
-                <w:b/>
-                <w:bCs/>
-                <w:sz w:val="28"/>
-                <w:szCs w:val="28"/>
-              </w:rPr>
-              <w:t>,</w:t>
-            </w:r>
-            <w:r>
-              <w:rPr>
-                <w:rFonts w:ascii="Candara" w:hAnsi="Candara" w:cs="Times New Roman"/>
-                <w:b/>
-                <w:bCs/>
-                <w:sz w:val="28"/>
-                <w:szCs w:val="28"/>
-              </w:rPr>
-              <w:t>4</w:t>
-            </w:r>
-            <w:r>
-              <w:rPr>
-                <w:rFonts w:ascii="Candara" w:hAnsi="Candara" w:cs="Times New Roman"/>
-                <w:b/>
-                <w:bCs/>
-                <w:sz w:val="28"/>
-                <w:szCs w:val="28"/>
-              </w:rPr>
-              <w:t>00</w:t>
-            </w:r>
-            <w:r>
-              <w:rPr>
-                <w:rFonts w:ascii="Candara" w:hAnsi="Candara" w:cs="Times New Roman"/>
-                <w:b/>
-                <w:bCs/>
-                <w:sz w:val="28"/>
-                <w:szCs w:val="28"/>
-              </w:rPr>
-              <w:t>.00</w:t>
+              <w:t>{{grandTotal}}</w:t>
             </w:r>
           </w:p>
         </w:tc>
@@ -1255,70 +1134,7 @@
           <w:sz w:val="26"/>
           <w:szCs w:val="26"/>
         </w:rPr>
-        <w:t>FOUR</w:t>
-      </w:r>
-      <w:r>
-        <w:rPr>
-          <w:rFonts w:ascii="Candara" w:hAnsi="Candara" w:cs="Times New Roman"/>
-          <w:b/>
-          <w:sz w:val="26"/>
-          <w:szCs w:val="26"/>
-        </w:rPr>
-        <w:t xml:space="preserve"> HUNDRED AND </w:t>
-      </w:r>
-      <w:r>
-        <w:rPr>
-          <w:rFonts w:ascii="Candara" w:hAnsi="Candara" w:cs="Times New Roman"/>
-          <w:b/>
-          <w:sz w:val="26"/>
-          <w:szCs w:val="26"/>
-        </w:rPr>
-        <w:t>SEVENTY</w:t>
-      </w:r>
-      <w:r>
-        <w:rPr>
-          <w:rFonts w:ascii="Candara" w:hAnsi="Candara" w:cs="Times New Roman"/>
-          <w:b/>
-          <w:sz w:val="26"/>
-          <w:szCs w:val="26"/>
-        </w:rPr>
-        <w:t>-EIGHT</w:t>
-      </w:r>
-      <w:r>
-        <w:rPr>
-          <w:rFonts w:ascii="Candara" w:hAnsi="Candara" w:cs="Times New Roman"/>
-          <w:b/>
-          <w:sz w:val="26"/>
-          <w:szCs w:val="26"/>
-        </w:rPr>
-        <w:t xml:space="preserve"> THOUSAND</w:t>
-      </w:r>
-      <w:r>
-        <w:rPr>
-          <w:rFonts w:ascii="Candara" w:hAnsi="Candara" w:cs="Times New Roman"/>
-          <w:b/>
-          <w:sz w:val="26"/>
-          <w:szCs w:val="26"/>
-        </w:rPr>
-        <w:t>, FOUR HUNDRED</w:t>
-      </w:r>
-      <w:r>
-        <w:rPr>
-          <w:rFonts w:ascii="Candara" w:hAnsi="Candara" w:cs="Times New Roman"/>
-          <w:b/>
-          <w:sz w:val="26"/>
-          <w:szCs w:val="26"/>
-        </w:rPr>
-        <w:t xml:space="preserve"> </w:t>
-      </w:r>
-      <w:r>
-        <w:rPr>
-          <w:rFonts w:ascii="Candara" w:hAnsi="Candara" w:cs="Times New Roman"/>
-          <w:b/>
-          <w:sz w:val="26"/>
-          <w:szCs w:val="26"/>
-        </w:rPr>
-        <w:t>GHANA CEDIS ONLY</w:t>
+        <w:t>{{grandTotalWords}}</w:t>
       </w:r>
     </w:p>
     <w:p>
@@ -1347,34 +1163,7 @@
           <w:sz w:val="26"/>
           <w:szCs w:val="26"/>
         </w:rPr>
-        <w:t xml:space="preserve"> </w:t>
-      </w:r>
-      <w:r>
-        <w:rPr>
-          <w:rFonts w:ascii="Candara" w:eastAsia="Times New Roman" w:hAnsi="Candara" w:cs="Times New Roman"/>
-          <w:b/>
-          <w:sz w:val="26"/>
-          <w:szCs w:val="26"/>
-        </w:rPr>
-        <w:t xml:space="preserve">WITHIN </w:t>
-      </w:r>
-      <w:r>
-        <w:rPr>
-          <w:rFonts w:ascii="Candara" w:eastAsia="Times New Roman" w:hAnsi="Candara" w:cs="Times New Roman"/>
-          <w:b/>
-          <w:sz w:val="26"/>
-          <w:szCs w:val="26"/>
-        </w:rPr>
-        <w:t>5</w:t>
-      </w:r>
-      <w:r>
-        <w:rPr>
-          <w:rFonts w:ascii="Candara" w:eastAsia="Times New Roman" w:hAnsi="Candara" w:cs="Times New Roman"/>
-          <w:b/>
-          <w:sz w:val="26"/>
-          <w:szCs w:val="26"/>
-        </w:rPr>
-        <w:t xml:space="preserve"> WEEKS AFTER ORDER CONFIRMATION</w:t>
+        <w:t>{{deliveryTerms}}</w:t>
       </w:r>
     </w:p>
     <w:p>
@@ -1394,7 +1183,7 @@
           <w:sz w:val="26"/>
           <w:szCs w:val="26"/>
         </w:rPr>
-        <w:t xml:space="preserve">               PAYMENT: WITHIN </w:t>
+        <w:t xml:space="preserve">               PAYMENT: </w:t>
       </w:r>
       <w:r>
         <w:rPr>
@@ -1403,16 +1192,7 @@
           <w:sz w:val="26"/>
           <w:szCs w:val="26"/>
         </w:rPr>
-        <w:t>90</w:t>
-      </w:r>
-      <w:r>
-        <w:rPr>
-          <w:rFonts w:ascii="Candara" w:hAnsi="Candara" w:cs="Times New Roman"/>
-          <w:b/>
-          <w:sz w:val="26"/>
-          <w:szCs w:val="26"/>
-        </w:rPr>
-        <w:t xml:space="preserve"> DAYS AFTER DELIVERY</w:t>
+        <w:t>{{paymentTerms}}</w:t>
       </w:r>
     </w:p>
     <w:p>
@@ -1676,7 +1456,7 @@
               </wp:anchor>
             </w:drawing>
           </mc:Choice>
-          <mc:Fallback>
+          <mc:Fallback xmlns:w16sdtfl="http://schemas.microsoft.com/office/word/2024/wordml/sdtformatlock" xmlns:w16du="http://schemas.microsoft.com/office/word/2023/wordml/word16du">
             <w:pict>
               <v:group w14:anchorId="3F464A48" id="Group 2528" o:spid="_x0000_s1026" style="position:absolute;margin-left:124.45pt;margin-top:20.65pt;width:93.65pt;height:58.95pt;z-index:-251657216" coordsize="11895,7489" o:gfxdata="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">
                 <v:shape id="Picture 2691" o:spid="_x0000_s1027" type="#_x0000_t75" style="position:absolute;left:-55;top:136;width:578;height:6431;visibility:visible;mso-wrap-style:square" o:gfxdata="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">
@@ -1721,16 +1501,7 @@
           <w:sz w:val="26"/>
           <w:szCs w:val="26"/>
         </w:rPr>
-        <w:t>90</w:t>
-      </w:r>
-      <w:r>
-        <w:rPr>
-          <w:rFonts w:ascii="Candara" w:eastAsia="Times New Roman" w:hAnsi="Candara" w:cs="Times New Roman"/>
-          <w:b/>
-          <w:sz w:val="26"/>
-          <w:szCs w:val="26"/>
-        </w:rPr>
-        <w:t xml:space="preserve"> DAYS</w:t>
+        <w:t>{{validityTerms}}</w:t>
       </w:r>
     </w:p>
     <w:p>
@@ -1763,7 +1534,7 @@
           <w:sz w:val="26"/>
           <w:szCs w:val="26"/>
         </w:rPr>
-        <w:t xml:space="preserve"> 24 MONTHS</w:t>
+        <w:t xml:space="preserve"> {{warranty}}</w:t>
       </w:r>
     </w:p>
     <w:p>
@@ -1817,7 +1588,7 @@
 </file>
 
 <file path=word/endnotes.xml><?xml version="1.0" encoding="utf-8"?>
-<w:endnotes xmlns:wpc="http://schemas.microsoft.com/office/word/2010/wordprocessingCanvas" xmlns:cx="http://schemas.microsoft.com/office/drawing/2014/chartex" xmlns:cx1="http://schemas.microsoft.com/office/drawing/2015/9/8/chartex" xmlns:cx2="http://schemas.microsoft.com/office/drawing/2015/10/21/chartex" xmlns:cx3="http://schemas.microsoft.com/office/drawing/2016/5/9/chartex" xmlns:cx4="http://schemas.microsoft.com/office/drawing/2016/5/10/chartex" xmlns:cx5="http://schemas.microsoft.com/office/drawing/2016/5/11/chartex" xmlns:cx6="http://schemas.microsoft.com/office/drawing/2016/5/12/chartex" xmlns:cx7="http://schemas.microsoft.com/office/drawing/2016/5/13/chartex" xmlns:cx8="http://schemas.microsoft.com/office/drawing/2016/5/14/chartex" xmlns:mc="http://schemas.openxmlformats.org/markup-compatibility/2006" xmlns:aink="http://schemas.microsoft.com/office/drawing/2016/ink" xmlns:am3d="http://schemas.microsoft.com/office/drawing/2017/model3d" xmlns:o="urn:schemas-microsoft-com:office:office" xmlns:oel="http://schemas.microsoft.com/office/2019/extlst" xmlns:r="http://schemas.openxmlformats.org/officeDocument/2006/relationships" xmlns:m="http://schemas.openxmlformats.org/officeDocument/2006/math" xmlns:v="urn:schemas-microsoft-com:vml" xmlns:wp14="http://schemas.microsoft.com/office/word/2010/wordprocessingDrawing" xmlns:wp="http://schemas.openxmlformats.org/drawingml/2006/wordprocessingDrawing" xmlns:w10="urn:schemas-microsoft-com:office:word" xmlns:w="http://schemas.openxmlformats.org/wordprocessingml/2006/main" xmlns:w14="http://schemas.microsoft.com/office/word/2010/wordml" xmlns:w15="http://schemas.microsoft.com/office/word/2012/wordml" xmlns:w16cex="http://schemas.microsoft.com/office/word/2018/wordml/cex" xmlns:w16cid="http://schemas.microsoft.com/office/word/2016/wordml/cid" xmlns:w16="http://schemas.microsoft.com/office/word/2018/wordml" xmlns:w16du="http://schemas.microsoft.com/office/word/2023/wordml/word16du" xmlns:w16sdtdh="http://schemas.microsoft.com/office/word/2020/wordml/sdtdatahash" xmlns:w16sdtfl="http://schemas.microsoft.com/office/word/2024/wordml/sdtformatlock" xmlns:w16se="http://schemas.microsoft.com/office/word/2015/wordml/symex" xmlns:wpg="http://schemas.microsoft.com/office/word/2010/wordprocessingGroup" xmlns:wpi="http://schemas.microsoft.com/office/word/2010/wordprocessingInk" xmlns:wne="http://schemas.microsoft.com/office/word/2006/wordml" xmlns:wps="http://schemas.microsoft.com/office/word/2010/wordprocessingShape" mc:Ignorable="w14 w15 w16se w16cid w16 w16cex w16sdtdh w16sdtfl w16du wp14">
+<w:endnotes xmlns:wpc="http://schemas.microsoft.com/office/word/2010/wordprocessingCanvas" xmlns:cx="http://schemas.microsoft.com/office/drawing/2014/chartex" xmlns:cx1="http://schemas.microsoft.com/office/drawing/2015/9/8/chartex" xmlns:cx2="http://schemas.microsoft.com/office/drawing/2015/10/21/chartex" xmlns:cx3="http://schemas.microsoft.com/office/drawing/2016/5/9/chartex" xmlns:cx4="http://schemas.microsoft.com/office/drawing/2016/5/10/chartex" xmlns:cx5="http://schemas.microsoft.com/office/drawing/2016/5/11/chartex" xmlns:cx6="http://schemas.microsoft.com/office/drawing/2016/5/12/chartex" xmlns:cx7="http://schemas.microsoft.com/office/drawing/2016/5/13/chartex" xmlns:cx8="http://schemas.microsoft.com/office/drawing/2016/5/14/chartex" xmlns:mc="http://schemas.openxmlformats.org/markup-compatibility/2006" xmlns:aink="http://schemas.microsoft.com/office/drawing/2016/ink" xmlns:am3d="http://schemas.microsoft.com/office/drawing/2017/model3d" xmlns:o="urn:schemas-microsoft-com:office:office" xmlns:oel="http://schemas.microsoft.com/office/2019/extlst" xmlns:r="http://schemas.openxmlformats.org/officeDocument/2006/relationships" xmlns:m="http://schemas.openxmlformats.org/officeDocument/2006/math" xmlns:v="urn:schemas-microsoft-com:vml" xmlns:wp14="http://schemas.microsoft.com/office/word/2010/wordprocessingDrawing" xmlns:wp="http://schemas.openxmlformats.org/drawingml/2006/wordprocessingDrawing" xmlns:w10="urn:schemas-microsoft-com:office:word" xmlns:w="http://schemas.openxmlformats.org/wordprocessingml/2006/main" xmlns:w14="http://schemas.microsoft.com/office/word/2010/wordml" xmlns:w15="http://schemas.microsoft.com/office/word/2012/wordml" xmlns:w16cex="http://schemas.microsoft.com/office/word/2018/wordml/cex" xmlns:w16cid="http://schemas.microsoft.com/office/word/2016/wordml/cid" xmlns:w16="http://schemas.microsoft.com/office/word/2018/wordml" xmlns:w16sdtdh="http://schemas.microsoft.com/office/word/2020/wordml/sdtdatahash" xmlns:w16se="http://schemas.microsoft.com/office/word/2015/wordml/symex" xmlns:wpg="http://schemas.microsoft.com/office/word/2010/wordprocessingGroup" xmlns:wpi="http://schemas.microsoft.com/office/word/2010/wordprocessingInk" xmlns:wne="http://schemas.microsoft.com/office/word/2006/wordml" xmlns:wps="http://schemas.microsoft.com/office/word/2010/wordprocessingShape" mc:Ignorable="w14 w15 w16se w16cid w16 w16cex w16sdtdh wp14">
   <w:endnote w:type="separator" w:id="-1">
     <w:p>
       <w:r>
@@ -1836,7 +1607,7 @@
 </file>
 
 <file path=word/footer1.xml><?xml version="1.0" encoding="utf-8"?>
-<w:ftr xmlns:wpc="http://schemas.microsoft.com/office/word/2010/wordprocessingCanvas" xmlns:cx="http://schemas.microsoft.com/office/drawing/2014/chartex" xmlns:cx1="http://schemas.microsoft.com/office/drawing/2015/9/8/chartex" xmlns:cx2="http://schemas.microsoft.com/office/drawing/2015/10/21/chartex" xmlns:cx3="http://schemas.microsoft.com/office/drawing/2016/5/9/chartex" xmlns:cx4="http://schemas.microsoft.com/office/drawing/2016/5/10/chartex" xmlns:cx5="http://schemas.microsoft.com/office/drawing/2016/5/11/chartex" xmlns:cx6="http://schemas.microsoft.com/office/drawing/2016/5/12/chartex" xmlns:cx7="http://schemas.microsoft.com/office/drawing/2016/5/13/chartex" xmlns:cx8="http://schemas.microsoft.com/office/drawing/2016/5/14/chartex" xmlns:mc="http://schemas.openxmlformats.org/markup-compatibility/2006" xmlns:aink="http://schemas.microsoft.com/office/drawing/2016/ink" xmlns:am3d="http://schemas.microsoft.com/office/drawing/2017/model3d" xmlns:o="urn:schemas-microsoft-com:office:office" xmlns:oel="http://schemas.microsoft.com/office/2019/extlst" xmlns:r="http://schemas.openxmlformats.org/officeDocument/2006/relationships" xmlns:m="http://schemas.openxmlformats.org/officeDocument/2006/math" xmlns:v="urn:schemas-microsoft-com:vml" xmlns:wp14="http://schemas.microsoft.com/office/word/2010/wordprocessingDrawing" xmlns:wp="http://schemas.openxmlformats.org/drawingml/2006/wordprocessingDrawing" xmlns:w10="urn:schemas-microsoft-com:office:word" xmlns:w="http://schemas.openxmlformats.org/wordprocessingml/2006/main" xmlns:w14="http://schemas.microsoft.com/office/word/2010/wordml" xmlns:w15="http://schemas.microsoft.com/office/word/2012/wordml" xmlns:w16cex="http://schemas.microsoft.com/office/word/2018/wordml/cex" xmlns:w16cid="http://schemas.microsoft.com/office/word/2016/wordml/cid" xmlns:w16="http://schemas.microsoft.com/office/word/2018/wordml" xmlns:w16du="http://schemas.microsoft.com/office/word/2023/wordml/word16du" xmlns:w16sdtdh="http://schemas.microsoft.com/office/word/2020/wordml/sdtdatahash" xmlns:w16sdtfl="http://schemas.microsoft.com/office/word/2024/wordml/sdtformatlock" xmlns:w16se="http://schemas.microsoft.com/office/word/2015/wordml/symex" xmlns:wpg="http://schemas.microsoft.com/office/word/2010/wordprocessingGroup" xmlns:wpi="http://schemas.microsoft.com/office/word/2010/wordprocessingInk" xmlns:wne="http://schemas.microsoft.com/office/word/2006/wordml" xmlns:wps="http://schemas.microsoft.com/office/word/2010/wordprocessingShape" mc:Ignorable="w14 w15 w16se w16cid w16 w16cex w16sdtdh w16sdtfl w16du wp14">
+<w:ftr xmlns:wpc="http://schemas.microsoft.com/office/word/2010/wordprocessingCanvas" xmlns:cx="http://schemas.microsoft.com/office/drawing/2014/chartex" xmlns:cx1="http://schemas.microsoft.com/office/drawing/2015/9/8/chartex" xmlns:cx2="http://schemas.microsoft.com/office/drawing/2015/10/21/chartex" xmlns:cx3="http://schemas.microsoft.com/office/drawing/2016/5/9/chartex" xmlns:cx4="http://schemas.microsoft.com/office/drawing/2016/5/10/chartex" xmlns:cx5="http://schemas.microsoft.com/office/drawing/2016/5/11/chartex" xmlns:cx6="http://schemas.microsoft.com/office/drawing/2016/5/12/chartex" xmlns:cx7="http://schemas.microsoft.com/office/drawing/2016/5/13/chartex" xmlns:cx8="http://schemas.microsoft.com/office/drawing/2016/5/14/chartex" xmlns:mc="http://schemas.openxmlformats.org/markup-compatibility/2006" xmlns:aink="http://schemas.microsoft.com/office/drawing/2016/ink" xmlns:am3d="http://schemas.microsoft.com/office/drawing/2017/model3d" xmlns:o="urn:schemas-microsoft-com:office:office" xmlns:oel="http://schemas.microsoft.com/office/2019/extlst" xmlns:r="http://schemas.openxmlformats.org/officeDocument/2006/relationships" xmlns:m="http://schemas.openxmlformats.org/officeDocument/2006/math" xmlns:v="urn:schemas-microsoft-com:vml" xmlns:wp14="http://schemas.microsoft.com/office/word/2010/wordprocessingDrawing" xmlns:wp="http://schemas.openxmlformats.org/drawingml/2006/wordprocessingDrawing" xmlns:w10="urn:schemas-microsoft-com:office:word" xmlns:w="http://schemas.openxmlformats.org/wordprocessingml/2006/main" xmlns:w14="http://schemas.microsoft.com/office/word/2010/wordml" xmlns:w15="http://schemas.microsoft.com/office/word/2012/wordml" xmlns:w16cex="http://schemas.microsoft.com/office/word/2018/wordml/cex" xmlns:w16cid="http://schemas.microsoft.com/office/word/2016/wordml/cid" xmlns:w16="http://schemas.microsoft.com/office/word/2018/wordml" xmlns:w16sdtdh="http://schemas.microsoft.com/office/word/2020/wordml/sdtdatahash" xmlns:w16se="http://schemas.microsoft.com/office/word/2015/wordml/symex" xmlns:wpg="http://schemas.microsoft.com/office/word/2010/wordprocessingGroup" xmlns:wpi="http://schemas.microsoft.com/office/word/2010/wordprocessingInk" xmlns:wne="http://schemas.microsoft.com/office/word/2006/wordml" xmlns:wps="http://schemas.microsoft.com/office/word/2010/wordprocessingShape" mc:Ignorable="w14 w15 w16se w16cid w16 w16cex w16sdtdh wp14">
   <w:p>
     <w:pPr>
       <w:pStyle w:val="Heading2"/>
@@ -1916,7 +1687,7 @@
             </wp:anchor>
           </w:drawing>
         </mc:Choice>
-        <mc:Fallback>
+        <mc:Fallback xmlns:w16sdtfl="http://schemas.microsoft.com/office/word/2024/wordml/sdtformatlock" xmlns:w16du="http://schemas.microsoft.com/office/word/2023/wordml/word16du">
           <w:pict>
             <v:line w14:anchorId="388DADE5" id="Straight Connector 6" o:spid="_x0000_s1026" style="position:absolute;z-index:251660288;visibility:visible;mso-wrap-style:square;mso-width-percent:0;mso-height-percent:0;mso-wrap-distance-left:9pt;mso-wrap-distance-top:0;mso-wrap-distance-right:9pt;mso-wrap-distance-bottom:0;mso-position-horizontal:absolute;mso-position-horizontal-relative:text;mso-position-vertical:absolute;mso-position-vertical-relative:text;mso-width-percent:0;mso-height-percent:0;mso-width-relative:margin;mso-height-relative:margin" from="-54.75pt,-.2pt" to="696pt,.55pt" o:gfxdata="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" strokecolor="#4472c4 [3204]" strokeweight=".5pt">
               <v:stroke joinstyle="miter"/>
@@ -2248,7 +2019,7 @@
 </file>
 
 <file path=word/footnotes.xml><?xml version="1.0" encoding="utf-8"?>
-<w:footnotes xmlns:wpc="http://schemas.microsoft.com/office/word/2010/wordprocessingCanvas" xmlns:cx="http://schemas.microsoft.com/office/drawing/2014/chartex" xmlns:cx1="http://schemas.microsoft.com/office/drawing/2015/9/8/chartex" xmlns:cx2="http://schemas.microsoft.com/office/drawing/2015/10/21/chartex" xmlns:cx3="http://schemas.microsoft.com/office/drawing/2016/5/9/chartex" xmlns:cx4="http://schemas.microsoft.com/office/drawing/2016/5/10/chartex" xmlns:cx5="http://schemas.microsoft.com/office/drawing/2016/5/11/chartex" xmlns:cx6="http://schemas.microsoft.com/office/drawing/2016/5/12/chartex" xmlns:cx7="http://schemas.microsoft.com/office/drawing/2016/5/13/chartex" xmlns:cx8="http://schemas.microsoft.com/office/drawing/2016/5/14/chartex" xmlns:mc="http://schemas.openxmlformats.org/markup-compatibility/2006" xmlns:aink="http://schemas.microsoft.com/office/drawing/2016/ink" xmlns:am3d="http://schemas.microsoft.com/office/drawing/2017/model3d" xmlns:o="urn:schemas-microsoft-com:office:office" xmlns:oel="http://schemas.microsoft.com/office/2019/extlst" xmlns:r="http://schemas.openxmlformats.org/officeDocument/2006/relationships" xmlns:m="http://schemas.openxmlformats.org/officeDocument/2006/math" xmlns:v="urn:schemas-microsoft-com:vml" xmlns:wp14="http://schemas.microsoft.com/office/word/2010/wordprocessingDrawing" xmlns:wp="http://schemas.openxmlformats.org/drawingml/2006/wordprocessingDrawing" xmlns:w10="urn:schemas-microsoft-com:office:word" xmlns:w="http://schemas.openxmlformats.org/wordprocessingml/2006/main" xmlns:w14="http://schemas.microsoft.com/office/word/2010/wordml" xmlns:w15="http://schemas.microsoft.com/office/word/2012/wordml" xmlns:w16cex="http://schemas.microsoft.com/office/word/2018/wordml/cex" xmlns:w16cid="http://schemas.microsoft.com/office/word/2016/wordml/cid" xmlns:w16="http://schemas.microsoft.com/office/word/2018/wordml" xmlns:w16du="http://schemas.microsoft.com/office/word/2023/wordml/word16du" xmlns:w16sdtdh="http://schemas.microsoft.com/office/word/2020/wordml/sdtdatahash" xmlns:w16sdtfl="http://schemas.microsoft.com/office/word/2024/wordml/sdtformatlock" xmlns:w16se="http://schemas.microsoft.com/office/word/2015/wordml/symex" xmlns:wpg="http://schemas.microsoft.com/office/word/2010/wordprocessingGroup" xmlns:wpi="http://schemas.microsoft.com/office/word/2010/wordprocessingInk" xmlns:wne="http://schemas.microsoft.com/office/word/2006/wordml" xmlns:wps="http://schemas.microsoft.com/office/word/2010/wordprocessingShape" mc:Ignorable="w14 w15 w16se w16cid w16 w16cex w16sdtdh w16sdtfl w16du wp14">
+<w:footnotes xmlns:wpc="http://schemas.microsoft.com/office/word/2010/wordprocessingCanvas" xmlns:cx="http://schemas.microsoft.com/office/drawing/2014/chartex" xmlns:cx1="http://schemas.microsoft.com/office/drawing/2015/9/8/chartex" xmlns:cx2="http://schemas.microsoft.com/office/drawing/2015/10/21/chartex" xmlns:cx3="http://schemas.microsoft.com/office/drawing/2016/5/9/chartex" xmlns:cx4="http://schemas.microsoft.com/office/drawing/2016/5/10/chartex" xmlns:cx5="http://schemas.microsoft.com/office/drawing/2016/5/11/chartex" xmlns:cx6="http://schemas.microsoft.com/office/drawing/2016/5/12/chartex" xmlns:cx7="http://schemas.microsoft.com/office/drawing/2016/5/13/chartex" xmlns:cx8="http://schemas.microsoft.com/office/drawing/2016/5/14/chartex" xmlns:mc="http://schemas.openxmlformats.org/markup-compatibility/2006" xmlns:aink="http://schemas.microsoft.com/office/drawing/2016/ink" xmlns:am3d="http://schemas.microsoft.com/office/drawing/2017/model3d" xmlns:o="urn:schemas-microsoft-com:office:office" xmlns:oel="http://schemas.microsoft.com/office/2019/extlst" xmlns:r="http://schemas.openxmlformats.org/officeDocument/2006/relationships" xmlns:m="http://schemas.openxmlformats.org/officeDocument/2006/math" xmlns:v="urn:schemas-microsoft-com:vml" xmlns:wp14="http://schemas.microsoft.com/office/word/2010/wordprocessingDrawing" xmlns:wp="http://schemas.openxmlformats.org/drawingml/2006/wordprocessingDrawing" xmlns:w10="urn:schemas-microsoft-com:office:word" xmlns:w="http://schemas.openxmlformats.org/wordprocessingml/2006/main" xmlns:w14="http://schemas.microsoft.com/office/word/2010/wordml" xmlns:w15="http://schemas.microsoft.com/office/word/2012/wordml" xmlns:w16cex="http://schemas.microsoft.com/office/word/2018/wordml/cex" xmlns:w16cid="http://schemas.microsoft.com/office/word/2016/wordml/cid" xmlns:w16="http://schemas.microsoft.com/office/word/2018/wordml" xmlns:w16sdtdh="http://schemas.microsoft.com/office/word/2020/wordml/sdtdatahash" xmlns:w16se="http://schemas.microsoft.com/office/word/2015/wordml/symex" xmlns:wpg="http://schemas.microsoft.com/office/word/2010/wordprocessingGroup" xmlns:wpi="http://schemas.microsoft.com/office/word/2010/wordprocessingInk" xmlns:wne="http://schemas.microsoft.com/office/word/2006/wordml" xmlns:wps="http://schemas.microsoft.com/office/word/2010/wordprocessingShape" mc:Ignorable="w14 w15 w16se w16cid w16 w16cex w16sdtdh wp14">
   <w:footnote w:type="separator" w:id="-1">
     <w:p>
       <w:r>
@@ -2267,7 +2038,7 @@
 </file>
 
 <file path=word/header1.xml><?xml version="1.0" encoding="utf-8"?>
-<w:hdr xmlns:wpc="http://schemas.microsoft.com/office/word/2010/wordprocessingCanvas" xmlns:cx="http://schemas.microsoft.com/office/drawing/2014/chartex" xmlns:cx1="http://schemas.microsoft.com/office/drawing/2015/9/8/chartex" xmlns:cx2="http://schemas.microsoft.com/office/drawing/2015/10/21/chartex" xmlns:cx3="http://schemas.microsoft.com/office/drawing/2016/5/9/chartex" xmlns:cx4="http://schemas.microsoft.com/office/drawing/2016/5/10/chartex" xmlns:cx5="http://schemas.microsoft.com/office/drawing/2016/5/11/chartex" xmlns:cx6="http://schemas.microsoft.com/office/drawing/2016/5/12/chartex" xmlns:cx7="http://schemas.microsoft.com/office/drawing/2016/5/13/chartex" xmlns:cx8="http://schemas.microsoft.com/office/drawing/2016/5/14/chartex" xmlns:mc="http://schemas.openxmlformats.org/markup-compatibility/2006" xmlns:aink="http://schemas.microsoft.com/office/drawing/2016/ink" xmlns:am3d="http://schemas.microsoft.com/office/drawing/2017/model3d" xmlns:o="urn:schemas-microsoft-com:office:office" xmlns:oel="http://schemas.microsoft.com/office/2019/extlst" xmlns:r="http://schemas.openxmlformats.org/officeDocument/2006/relationships" xmlns:m="http://schemas.openxmlformats.org/officeDocument/2006/math" xmlns:v="urn:schemas-microsoft-com:vml" xmlns:wp14="http://schemas.microsoft.com/office/word/2010/wordprocessingDrawing" xmlns:wp="http://schemas.openxmlformats.org/drawingml/2006/wordprocessingDrawing" xmlns:w10="urn:schemas-microsoft-com:office:word" xmlns:w="http://schemas.openxmlformats.org/wordprocessingml/2006/main" xmlns:w14="http://schemas.microsoft.com/office/word/2010/wordml" xmlns:w15="http://schemas.microsoft.com/office/word/2012/wordml" xmlns:w16cex="http://schemas.microsoft.com/office/word/2018/wordml/cex" xmlns:w16cid="http://schemas.microsoft.com/office/word/2016/wordml/cid" xmlns:w16="http://schemas.microsoft.com/office/word/2018/wordml" xmlns:w16du="http://schemas.microsoft.com/office/word/2023/wordml/word16du" xmlns:w16sdtdh="http://schemas.microsoft.com/office/word/2020/wordml/sdtdatahash" xmlns:w16sdtfl="http://schemas.microsoft.com/office/word/2024/wordml/sdtformatlock" xmlns:w16se="http://schemas.microsoft.com/office/word/2015/wordml/symex" xmlns:wpg="http://schemas.microsoft.com/office/word/2010/wordprocessingGroup" xmlns:wpi="http://schemas.microsoft.com/office/word/2010/wordprocessingInk" xmlns:wne="http://schemas.microsoft.com/office/word/2006/wordml" xmlns:wps="http://schemas.microsoft.com/office/word/2010/wordprocessingShape" mc:Ignorable="w14 w15 w16se w16cid w16 w16cex w16sdtdh w16sdtfl w16du wp14">
+<w:hdr xmlns:wpc="http://schemas.microsoft.com/office/word/2010/wordprocessingCanvas" xmlns:cx="http://schemas.microsoft.com/office/drawing/2014/chartex" xmlns:cx1="http://schemas.microsoft.com/office/drawing/2015/9/8/chartex" xmlns:cx2="http://schemas.microsoft.com/office/drawing/2015/10/21/chartex" xmlns:cx3="http://schemas.microsoft.com/office/drawing/2016/5/9/chartex" xmlns:cx4="http://schemas.microsoft.com/office/drawing/2016/5/10/chartex" xmlns:cx5="http://schemas.microsoft.com/office/drawing/2016/5/11/chartex" xmlns:cx6="http://schemas.microsoft.com/office/drawing/2016/5/12/chartex" xmlns:cx7="http://schemas.microsoft.com/office/drawing/2016/5/13/chartex" xmlns:cx8="http://schemas.microsoft.com/office/drawing/2016/5/14/chartex" xmlns:mc="http://schemas.openxmlformats.org/markup-compatibility/2006" xmlns:aink="http://schemas.microsoft.com/office/drawing/2016/ink" xmlns:am3d="http://schemas.microsoft.com/office/drawing/2017/model3d" xmlns:o="urn:schemas-microsoft-com:office:office" xmlns:oel="http://schemas.microsoft.com/office/2019/extlst" xmlns:r="http://schemas.openxmlformats.org/officeDocument/2006/relationships" xmlns:m="http://schemas.openxmlformats.org/officeDocument/2006/math" xmlns:v="urn:schemas-microsoft-com:vml" xmlns:wp14="http://schemas.microsoft.com/office/word/2010/wordprocessingDrawing" xmlns:wp="http://schemas.openxmlformats.org/drawingml/2006/wordprocessingDrawing" xmlns:w10="urn:schemas-microsoft-com:office:word" xmlns:w="http://schemas.openxmlformats.org/wordprocessingml/2006/main" xmlns:w14="http://schemas.microsoft.com/office/word/2010/wordml" xmlns:w15="http://schemas.microsoft.com/office/word/2012/wordml" xmlns:w16cex="http://schemas.microsoft.com/office/word/2018/wordml/cex" xmlns:w16cid="http://schemas.microsoft.com/office/word/2016/wordml/cid" xmlns:w16="http://schemas.microsoft.com/office/word/2018/wordml" xmlns:w16sdtdh="http://schemas.microsoft.com/office/word/2020/wordml/sdtdatahash" xmlns:w16se="http://schemas.microsoft.com/office/word/2015/wordml/symex" xmlns:wpg="http://schemas.microsoft.com/office/word/2010/wordprocessingGroup" xmlns:wpi="http://schemas.microsoft.com/office/word/2010/wordprocessingInk" xmlns:wne="http://schemas.microsoft.com/office/word/2006/wordml" xmlns:wps="http://schemas.microsoft.com/office/word/2010/wordprocessingShape" mc:Ignorable="w14 w15 w16se w16cid w16 w16cex w16sdtdh wp14">
   <w:p>
     <w:pPr>
       <w:spacing w:after="0" w:line="240" w:lineRule="auto"/>
@@ -2417,7 +2188,7 @@
             </wp:anchor>
           </w:drawing>
         </mc:Choice>
-        <mc:Fallback>
+        <mc:Fallback xmlns:w16sdtfl="http://schemas.microsoft.com/office/word/2024/wordml/sdtformatlock" xmlns:w16du="http://schemas.microsoft.com/office/word/2023/wordml/word16du">
           <w:pict>
             <v:shapetype w14:anchorId="53BF0466" id="_x0000_t6" coordsize="21600,21600" o:spt="6" path="m,l,21600r21600,xe">
               <v:stroke joinstyle="miter"/>
@@ -2499,7 +2270,7 @@
             </wp:anchor>
           </w:drawing>
         </mc:Choice>
-        <mc:Fallback>
+        <mc:Fallback xmlns:w16sdtfl="http://schemas.microsoft.com/office/word/2024/wordml/sdtformatlock" xmlns:w16du="http://schemas.microsoft.com/office/word/2023/wordml/word16du">
           <w:pict>
             <v:shapetype w14:anchorId="0CE49F8E" id="_x0000_t6" coordsize="21600,21600" o:spt="6" path="m,l,21600r21600,xe">
               <v:stroke joinstyle="miter"/>
@@ -2531,8 +2302,9 @@
         <w:color w:val="000000"/>
         <w:shd w:val="clear" w:color="auto" w:fill="FFFFFF"/>
       </w:rPr>
-      <w:t xml:space="preserve">SUPPLY OF </w:t>
-    </w:r>
+      <w:t>{{</w:t>
+    </w:r>
+    <w:proofErr w:type="spellStart"/>
     <w:r>
       <w:rPr>
         <w:rFonts w:ascii="Candara" w:eastAsia="Times New Roman" w:hAnsi="Candara" w:cs="Times New Roman"/>
@@ -2543,7 +2315,20 @@
         <w:color w:val="000000"/>
         <w:shd w:val="clear" w:color="auto" w:fill="FFFFFF"/>
       </w:rPr>
-      <w:t>VACCINE REFRIGERATOR</w:t>
+      <w:t>titleUpper</w:t>
+    </w:r>
+    <w:proofErr w:type="spellEnd"/>
+    <w:r>
+      <w:rPr>
+        <w:rFonts w:ascii="Candara" w:eastAsia="Times New Roman" w:hAnsi="Candara" w:cs="Times New Roman"/>
+        <w:b/>
+        <w:bCs/>
+        <w:i/>
+        <w:iCs/>
+        <w:color w:val="000000"/>
+        <w:shd w:val="clear" w:color="auto" w:fill="FFFFFF"/>
+      </w:rPr>
+      <w:t>}}</w:t>
     </w:r>
   </w:p>
   <w:p>
@@ -2567,7 +2352,24 @@
         <w:rFonts w:ascii="Candara" w:hAnsi="Candara"/>
         <w:b/>
       </w:rPr>
-      <w:t>31</w:t>
+      <w:t>{{</w:t>
+    </w:r>
+    <w:proofErr w:type="spellStart"/>
+    <w:r>
+      <w:rPr>
+        <w:rFonts w:ascii="Candara" w:hAnsi="Candara"/>
+        <w:b/>
+      </w:rPr>
+      <w:t>dateDay</w:t>
+    </w:r>
+    <w:proofErr w:type="spellEnd"/>
+    <w:proofErr w:type="gramStart"/>
+    <w:r>
+      <w:rPr>
+        <w:rFonts w:ascii="Candara" w:hAnsi="Candara"/>
+        <w:b/>
+      </w:rPr>
+      <w:t>}}</w:t>
     </w:r>
     <w:r>
       <w:rPr>
@@ -2575,14 +2377,94 @@
         <w:b/>
         <w:vertAlign w:val="superscript"/>
       </w:rPr>
-      <w:t>st</w:t>
-    </w:r>
+      <w:t>{</w:t>
+    </w:r>
+    <w:proofErr w:type="gramEnd"/>
     <w:r>
       <w:rPr>
         <w:rFonts w:ascii="Candara" w:hAnsi="Candara"/>
         <w:b/>
-      </w:rPr>
-      <w:t xml:space="preserve"> July, 2025</w:t>
+        <w:vertAlign w:val="superscript"/>
+      </w:rPr>
+      <w:t>{</w:t>
+    </w:r>
+    <w:proofErr w:type="spellStart"/>
+    <w:r>
+      <w:rPr>
+        <w:rFonts w:ascii="Candara" w:hAnsi="Candara"/>
+        <w:b/>
+        <w:vertAlign w:val="superscript"/>
+      </w:rPr>
+      <w:t>daySuffix</w:t>
+    </w:r>
+    <w:proofErr w:type="spellEnd"/>
+    <w:r>
+      <w:rPr>
+        <w:rFonts w:ascii="Candara" w:hAnsi="Candara"/>
+        <w:b/>
+        <w:vertAlign w:val="superscript"/>
+      </w:rPr>
+      <w:t>}}</w:t>
+    </w:r>
+    <w:r>
+      <w:rPr>
+        <w:rFonts w:ascii="Candara" w:hAnsi="Candara"/>
+        <w:b/>
+      </w:rPr>
+      <w:t xml:space="preserve"> </w:t>
+    </w:r>
+    <w:r>
+      <w:rPr>
+        <w:rFonts w:ascii="Candara" w:hAnsi="Candara"/>
+        <w:b/>
+      </w:rPr>
+      <w:t>{{</w:t>
+    </w:r>
+    <w:proofErr w:type="spellStart"/>
+    <w:r>
+      <w:rPr>
+        <w:rFonts w:ascii="Candara" w:hAnsi="Candara"/>
+        <w:b/>
+      </w:rPr>
+      <w:t>dateMonth</w:t>
+    </w:r>
+    <w:proofErr w:type="spellEnd"/>
+    <w:r>
+      <w:rPr>
+        <w:rFonts w:ascii="Candara" w:hAnsi="Candara"/>
+        <w:b/>
+      </w:rPr>
+      <w:t>}}</w:t>
+    </w:r>
+    <w:r>
+      <w:rPr>
+        <w:rFonts w:ascii="Candara" w:hAnsi="Candara"/>
+        <w:b/>
+      </w:rPr>
+      <w:t xml:space="preserve">, </w:t>
+    </w:r>
+    <w:r>
+      <w:rPr>
+        <w:rFonts w:ascii="Candara" w:hAnsi="Candara"/>
+        <w:b/>
+      </w:rPr>
+      <w:t>{{</w:t>
+    </w:r>
+    <w:proofErr w:type="spellStart"/>
+    <w:r>
+      <w:rPr>
+        <w:rFonts w:ascii="Candara" w:hAnsi="Candara"/>
+        <w:b/>
+      </w:rPr>
+      <w:t>dateYear</w:t>
+    </w:r>
+    <w:proofErr w:type="spellEnd"/>
+    <w:r>
+      <w:rPr>
+        <w:rFonts w:ascii="Candara" w:hAnsi="Candara"/>
+        <w:b/>
+      </w:rPr>
+      <w:t>}}</w:t>
     </w:r>
   </w:p>
   <w:p>
@@ -2599,7 +2481,7 @@
 </file>
 
 <file path=word/numbering.xml><?xml version="1.0" encoding="utf-8"?>
-<w:numbering xmlns:wpc="http://schemas.microsoft.com/office/word/2010/wordprocessingCanvas" xmlns:cx="http://schemas.microsoft.com/office/drawing/2014/chartex" xmlns:cx1="http://schemas.microsoft.com/office/drawing/2015/9/8/chartex" xmlns:cx2="http://schemas.microsoft.com/office/drawing/2015/10/21/chartex" xmlns:cx3="http://schemas.microsoft.com/office/drawing/2016/5/9/chartex" xmlns:cx4="http://schemas.microsoft.com/office/drawing/2016/5/10/chartex" xmlns:cx5="http://schemas.microsoft.com/office/drawing/2016/5/11/chartex" xmlns:cx6="http://schemas.microsoft.com/office/drawing/2016/5/12/chartex" xmlns:cx7="http://schemas.microsoft.com/office/drawing/2016/5/13/chartex" xmlns:cx8="http://schemas.microsoft.com/office/drawing/2016/5/14/chartex" xmlns:mc="http://schemas.openxmlformats.org/markup-compatibility/2006" xmlns:aink="http://schemas.microsoft.com/office/drawing/2016/ink" xmlns:am3d="http://schemas.microsoft.com/office/drawing/2017/model3d" xmlns:o="urn:schemas-microsoft-com:office:office" xmlns:oel="http://schemas.microsoft.com/office/2019/extlst" xmlns:r="http://schemas.openxmlformats.org/officeDocument/2006/relationships" xmlns:m="http://schemas.openxmlformats.org/officeDocument/2006/math" xmlns:v="urn:schemas-microsoft-com:vml" xmlns:wp14="http://schemas.microsoft.com/office/word/2010/wordprocessingDrawing" xmlns:wp="http://schemas.openxmlformats.org/drawingml/2006/wordprocessingDrawing" xmlns:w10="urn:schemas-microsoft-com:office:word" xmlns:w="http://schemas.openxmlformats.org/wordprocessingml/2006/main" xmlns:w14="http://schemas.microsoft.com/office/word/2010/wordml" xmlns:w15="http://schemas.microsoft.com/office/word/2012/wordml" xmlns:w16cex="http://schemas.microsoft.com/office/word/2018/wordml/cex" xmlns:w16cid="http://schemas.microsoft.com/office/word/2016/wordml/cid" xmlns:w16="http://schemas.microsoft.com/office/word/2018/wordml" xmlns:w16du="http://schemas.microsoft.com/office/word/2023/wordml/word16du" xmlns:w16sdtdh="http://schemas.microsoft.com/office/word/2020/wordml/sdtdatahash" xmlns:w16sdtfl="http://schemas.microsoft.com/office/word/2024/wordml/sdtformatlock" xmlns:w16se="http://schemas.microsoft.com/office/word/2015/wordml/symex" xmlns:wpg="http://schemas.microsoft.com/office/word/2010/wordprocessingGroup" xmlns:wpi="http://schemas.microsoft.com/office/word/2010/wordprocessingInk" xmlns:wne="http://schemas.microsoft.com/office/word/2006/wordml" xmlns:wps="http://schemas.microsoft.com/office/word/2010/wordprocessingShape" mc:Ignorable="w14 w15 w16se w16cid w16 w16cex w16sdtdh w16sdtfl w16du wp14">
+<w:numbering xmlns:wpc="http://schemas.microsoft.com/office/word/2010/wordprocessingCanvas" xmlns:cx="http://schemas.microsoft.com/office/drawing/2014/chartex" xmlns:cx1="http://schemas.microsoft.com/office/drawing/2015/9/8/chartex" xmlns:cx2="http://schemas.microsoft.com/office/drawing/2015/10/21/chartex" xmlns:cx3="http://schemas.microsoft.com/office/drawing/2016/5/9/chartex" xmlns:cx4="http://schemas.microsoft.com/office/drawing/2016/5/10/chartex" xmlns:cx5="http://schemas.microsoft.com/office/drawing/2016/5/11/chartex" xmlns:cx6="http://schemas.microsoft.com/office/drawing/2016/5/12/chartex" xmlns:cx7="http://schemas.microsoft.com/office/drawing/2016/5/13/chartex" xmlns:cx8="http://schemas.microsoft.com/office/drawing/2016/5/14/chartex" xmlns:mc="http://schemas.openxmlformats.org/markup-compatibility/2006" xmlns:aink="http://schemas.microsoft.com/office/drawing/2016/ink" xmlns:am3d="http://schemas.microsoft.com/office/drawing/2017/model3d" xmlns:o="urn:schemas-microsoft-com:office:office" xmlns:oel="http://schemas.microsoft.com/office/2019/extlst" xmlns:r="http://schemas.openxmlformats.org/officeDocument/2006/relationships" xmlns:m="http://schemas.openxmlformats.org/officeDocument/2006/math" xmlns:v="urn:schemas-microsoft-com:vml" xmlns:wp14="http://schemas.microsoft.com/office/word/2010/wordprocessingDrawing" xmlns:wp="http://schemas.openxmlformats.org/drawingml/2006/wordprocessingDrawing" xmlns:w10="urn:schemas-microsoft-com:office:word" xmlns:w="http://schemas.openxmlformats.org/wordprocessingml/2006/main" xmlns:w14="http://schemas.microsoft.com/office/word/2010/wordml" xmlns:w15="http://schemas.microsoft.com/office/word/2012/wordml" xmlns:w16cex="http://schemas.microsoft.com/office/word/2018/wordml/cex" xmlns:w16cid="http://schemas.microsoft.com/office/word/2016/wordml/cid" xmlns:w16="http://schemas.microsoft.com/office/word/2018/wordml" xmlns:w16sdtdh="http://schemas.microsoft.com/office/word/2020/wordml/sdtdatahash" xmlns:w16se="http://schemas.microsoft.com/office/word/2015/wordml/symex" xmlns:wpg="http://schemas.microsoft.com/office/word/2010/wordprocessingGroup" xmlns:wpi="http://schemas.microsoft.com/office/word/2010/wordprocessingInk" xmlns:wne="http://schemas.microsoft.com/office/word/2006/wordml" xmlns:wps="http://schemas.microsoft.com/office/word/2010/wordprocessingShape" mc:Ignorable="w14 w15 w16se w16cid w16 w16cex w16sdtdh wp14">
   <w:numPicBullet w:numPicBulletId="0">
     <w:pict>
       <v:shapetype id="_x0000_t75" coordsize="21600,21600" o:spt="75" o:preferrelative="t" path="m@4@5l@4@11@9@11@9@5xe" filled="f" stroked="f">
@@ -2621,7 +2503,7 @@
         <v:path o:extrusionok="f" gradientshapeok="t" o:connecttype="rect"/>
         <o:lock v:ext="edit" aspectratio="t"/>
       </v:shapetype>
-      <v:shape id="_x0000_i1053" type="#_x0000_t75" style="width:451pt;height:255pt;visibility:visible;mso-wrap-style:square" o:bullet="t">
+      <v:shape id="_x0000_i1042" type="#_x0000_t75" style="width:451.15pt;height:254.95pt;visibility:visible;mso-wrap-style:square" o:bullet="t">
         <v:imagedata r:id="rId1" o:title=""/>
       </v:shape>
     </w:pict>
@@ -3482,7 +3364,7 @@
 </file>
 
 <file path=word/styles.xml><?xml version="1.0" encoding="utf-8"?>
-<w:styles xmlns:mc="http://schemas.openxmlformats.org/markup-compatibility/2006" xmlns:r="http://schemas.openxmlformats.org/officeDocument/2006/relationships" xmlns:w="http://schemas.openxmlformats.org/wordprocessingml/2006/main" xmlns:w14="http://schemas.microsoft.com/office/word/2010/wordml" xmlns:w15="http://schemas.microsoft.com/office/word/2012/wordml" xmlns:w16cex="http://schemas.microsoft.com/office/word/2018/wordml/cex" xmlns:w16cid="http://schemas.microsoft.com/office/word/2016/wordml/cid" xmlns:w16="http://schemas.microsoft.com/office/word/2018/wordml" xmlns:w16du="http://schemas.microsoft.com/office/word/2023/wordml/word16du" xmlns:w16sdtdh="http://schemas.microsoft.com/office/word/2020/wordml/sdtdatahash" xmlns:w16sdtfl="http://schemas.microsoft.com/office/word/2024/wordml/sdtformatlock" xmlns:w16se="http://schemas.microsoft.com/office/word/2015/wordml/symex" mc:Ignorable="w14 w15 w16se w16cid w16 w16cex w16sdtdh w16sdtfl w16du">
+<w:styles xmlns:mc="http://schemas.openxmlformats.org/markup-compatibility/2006" xmlns:r="http://schemas.openxmlformats.org/officeDocument/2006/relationships" xmlns:w="http://schemas.openxmlformats.org/wordprocessingml/2006/main" xmlns:w14="http://schemas.microsoft.com/office/word/2010/wordml" xmlns:w15="http://schemas.microsoft.com/office/word/2012/wordml" xmlns:w16cex="http://schemas.microsoft.com/office/word/2018/wordml/cex" xmlns:w16cid="http://schemas.microsoft.com/office/word/2016/wordml/cid" xmlns:w16="http://schemas.microsoft.com/office/word/2018/wordml" xmlns:w16sdtdh="http://schemas.microsoft.com/office/word/2020/wordml/sdtdatahash" xmlns:w16se="http://schemas.microsoft.com/office/word/2015/wordml/symex" mc:Ignorable="w14 w15 w16se w16cid w16 w16cex w16sdtdh">
   <w:docDefaults>
     <w:rPrDefault>
       <w:rPr>

--- a/public/templates/drug-loft/quotation/PRICE SCHEDULE.docx
+++ b/public/templates/drug-loft/quotation/PRICE SCHEDULE.docx
@@ -625,11 +625,6 @@
           </w:tcPr>
           <w:p>
             <w:pPr>
-              <w:pStyle w:val="ListParagraph"/>
-              <w:numPr>
-                <w:ilvl w:val="0"/>
-                <w:numId w:val="6"/>
-              </w:numPr>
               <w:spacing w:after="0" w:line="240" w:lineRule="auto"/>
               <w:jc w:val="center"/>
               <w:rPr>
